--- a/A.4.17.docx
+++ b/A.4.17.docx
@@ -199,19 +199,19 @@
         <w:tblLook w:val="0000" w:firstRow="0" w:lastRow="0" w:firstColumn="0" w:lastColumn="0" w:noHBand="0" w:noVBand="0"/>
       </w:tblPr>
       <w:tblGrid>
-        <w:gridCol w:w="567"/>
-        <w:gridCol w:w="567"/>
-        <w:gridCol w:w="567"/>
-        <w:gridCol w:w="567"/>
-        <w:gridCol w:w="567"/>
-        <w:gridCol w:w="782"/>
-        <w:gridCol w:w="782"/>
-        <w:gridCol w:w="769"/>
-        <w:gridCol w:w="794"/>
-        <w:gridCol w:w="806"/>
-        <w:gridCol w:w="819"/>
-        <w:gridCol w:w="745"/>
-        <w:gridCol w:w="732"/>
+        <w:gridCol w:w="536"/>
+        <w:gridCol w:w="537"/>
+        <w:gridCol w:w="537"/>
+        <w:gridCol w:w="537"/>
+        <w:gridCol w:w="537"/>
+        <w:gridCol w:w="728"/>
+        <w:gridCol w:w="728"/>
+        <w:gridCol w:w="716"/>
+        <w:gridCol w:w="740"/>
+        <w:gridCol w:w="1331"/>
+        <w:gridCol w:w="763"/>
+        <w:gridCol w:w="693"/>
+        <w:gridCol w:w="681"/>
       </w:tblGrid>
       <w:tr>
         <w:trPr>
@@ -4465,15 +4465,8 @@
                 <w:rFonts w:ascii="Arial" w:hAnsi="Arial" w:cs="Arial"/>
               </w:rPr>
               <w:br/>
-            </w:r>
-            <w:proofErr w:type="spellStart"/>
-            <w:r>
-              <w:rPr>
-                <w:rFonts w:ascii="Arial" w:hAnsi="Arial" w:cs="Arial"/>
-              </w:rPr>
               <w:t>0CB1</w:t>
             </w:r>
-            <w:proofErr w:type="spellEnd"/>
           </w:p>
         </w:tc>
         <w:tc>
@@ -5331,8 +5324,15 @@
                 <w:rFonts w:ascii="Arial" w:hAnsi="Arial" w:cs="Arial"/>
               </w:rPr>
               <w:br/>
+            </w:r>
+            <w:proofErr w:type="spellStart"/>
+            <w:r>
+              <w:rPr>
+                <w:rFonts w:ascii="Arial" w:hAnsi="Arial" w:cs="Arial"/>
+              </w:rPr>
               <w:t>0C97</w:t>
             </w:r>
+            <w:proofErr w:type="spellEnd"/>
           </w:p>
         </w:tc>
         <w:tc>
@@ -5908,7 +5908,6 @@
               <w:bottom w:val="single" w:sz="12" w:space="0" w:color="000000"/>
               <w:right w:val="single" w:sz="12" w:space="0" w:color="000000"/>
             </w:tcBorders>
-            <w:shd w:val="clear" w:color="auto" w:fill="DDA0DD"/>
             <w:vAlign w:val="center"/>
           </w:tcPr>
           <w:p>
@@ -5923,10 +5922,24 @@
             </w:pPr>
             <w:r>
               <w:rPr>
-                <w:rFonts w:ascii="Arial" w:hAnsi="Arial" w:cs="Arial"/>
-              </w:rPr>
-              <w:t> </w:t>
-            </w:r>
+                <w:rFonts w:ascii="Nirmala UI" w:hAnsi="Nirmala UI" w:cs="Nirmala UI"/>
+              </w:rPr>
+              <w:t>ೞ</w:t>
+            </w:r>
+            <w:r>
+              <w:rPr>
+                <w:rFonts w:ascii="Arial" w:hAnsi="Arial" w:cs="Arial"/>
+              </w:rPr>
+              <w:br/>
+            </w:r>
+            <w:proofErr w:type="spellStart"/>
+            <w:r>
+              <w:rPr>
+                <w:rFonts w:ascii="Arial" w:hAnsi="Arial" w:cs="Arial"/>
+              </w:rPr>
+              <w:t>0CDE</w:t>
+            </w:r>
+            <w:proofErr w:type="spellEnd"/>
           </w:p>
         </w:tc>
         <w:tc>
@@ -8353,15 +8366,8 @@
                 <w:rFonts w:ascii="Arial" w:hAnsi="Arial" w:cs="Arial"/>
               </w:rPr>
               <w:br/>
-            </w:r>
-            <w:proofErr w:type="spellStart"/>
-            <w:r>
-              <w:rPr>
-                <w:rFonts w:ascii="Arial" w:hAnsi="Arial" w:cs="Arial"/>
-              </w:rPr>
               <w:t>0CAA</w:t>
             </w:r>
-            <w:proofErr w:type="spellEnd"/>
           </w:p>
         </w:tc>
         <w:tc>
@@ -8977,20 +8983,26 @@
                 <w:rFonts w:ascii="Arial" w:hAnsi="Arial" w:cs="Arial"/>
               </w:rPr>
               <w:br/>
+            </w:r>
+            <w:proofErr w:type="spellStart"/>
+            <w:r>
+              <w:rPr>
+                <w:rFonts w:ascii="Arial" w:hAnsi="Arial" w:cs="Arial"/>
+              </w:rPr>
               <w:t>006E</w:t>
             </w:r>
-          </w:p>
-        </w:tc>
-        <w:tc>
-          <w:tcPr>
-            <w:tcW w:w="0" w:type="auto"/>
-            <w:tcBorders>
-              <w:top w:val="single" w:sz="12" w:space="0" w:color="000000"/>
-              <w:left w:val="single" w:sz="12" w:space="0" w:color="000000"/>
-              <w:bottom w:val="single" w:sz="12" w:space="0" w:color="000000"/>
-              <w:right w:val="single" w:sz="12" w:space="0" w:color="000000"/>
-            </w:tcBorders>
-            <w:shd w:val="clear" w:color="auto" w:fill="DDA0DD"/>
+            <w:proofErr w:type="spellEnd"/>
+          </w:p>
+        </w:tc>
+        <w:tc>
+          <w:tcPr>
+            <w:tcW w:w="0" w:type="auto"/>
+            <w:tcBorders>
+              <w:top w:val="single" w:sz="12" w:space="0" w:color="000000"/>
+              <w:left w:val="single" w:sz="12" w:space="0" w:color="000000"/>
+              <w:bottom w:val="single" w:sz="12" w:space="0" w:color="000000"/>
+              <w:right w:val="single" w:sz="12" w:space="0" w:color="000000"/>
+            </w:tcBorders>
             <w:vAlign w:val="center"/>
           </w:tcPr>
           <w:p>
@@ -9005,9 +9017,16 @@
             </w:pPr>
             <w:r>
               <w:rPr>
-                <w:rFonts w:ascii="Arial" w:hAnsi="Arial" w:cs="Arial"/>
-              </w:rPr>
-              <w:t> </w:t>
+                <w:rFonts w:ascii="Nirmala UI" w:hAnsi="Nirmala UI" w:cs="Nirmala UI"/>
+              </w:rPr>
+              <w:t>॰</w:t>
+            </w:r>
+            <w:r>
+              <w:rPr>
+                <w:rFonts w:ascii="Arial" w:hAnsi="Arial" w:cs="Arial"/>
+              </w:rPr>
+              <w:br/>
+              <w:t>0970</w:t>
             </w:r>
           </w:p>
         </w:tc>
@@ -9356,7 +9375,7 @@
               <w:bottom w:val="single" w:sz="12" w:space="0" w:color="000000"/>
               <w:right w:val="single" w:sz="12" w:space="0" w:color="000000"/>
             </w:tcBorders>
-            <w:shd w:val="clear" w:color="auto" w:fill="DDA0DD"/>
+            <w:shd w:val="clear" w:color="auto" w:fill="FFFACD"/>
             <w:vAlign w:val="center"/>
           </w:tcPr>
           <w:p>
@@ -9372,10 +9391,24 @@
             </w:pPr>
             <w:r>
               <w:rPr>
-                <w:rFonts w:ascii="Arial" w:hAnsi="Arial" w:cs="Arial"/>
-              </w:rPr>
-              <w:t> </w:t>
-            </w:r>
+                <w:rFonts w:ascii="Nirmala UI" w:hAnsi="Nirmala UI" w:cs="Nirmala UI"/>
+              </w:rPr>
+              <w:t>್‌</w:t>
+            </w:r>
+            <w:r>
+              <w:rPr>
+                <w:rFonts w:ascii="Arial" w:hAnsi="Arial" w:cs="Arial"/>
+              </w:rPr>
+              <w:br/>
+            </w:r>
+            <w:proofErr w:type="spellStart"/>
+            <w:r>
+              <w:rPr>
+                <w:rFonts w:ascii="Arial" w:hAnsi="Arial" w:cs="Arial"/>
+              </w:rPr>
+              <w:t>0CCD,200C</w:t>
+            </w:r>
+            <w:proofErr w:type="spellEnd"/>
           </w:p>
         </w:tc>
         <w:tc>
@@ -9521,8 +9554,13 @@
             <w:pPr>
               <w:pStyle w:val="TAL"/>
             </w:pPr>
-            <w:r>
-              <w:t>In the event that an MS receives a code where a symbol is not represented in the above table then the MS shall display the REPLACEMENT CHARACTER (</w:t>
+            <w:proofErr w:type="gramStart"/>
+            <w:r>
+              <w:t>In the event that</w:t>
+            </w:r>
+            <w:proofErr w:type="gramEnd"/>
+            <w:r>
+              <w:t xml:space="preserve"> an MS receives a code where a symbol is not represented in the above table then the MS shall display the REPLACEMENT CHARACTER (</w:t>
             </w:r>
             <w:proofErr w:type="spellStart"/>
             <w:r>
@@ -9562,11 +9600,24 @@
             </w:r>
             <w:proofErr w:type="spellStart"/>
             <w:r>
-              <w:t>SS2,CR</w:t>
+              <w:t>SS</w:t>
+            </w:r>
+            <w:proofErr w:type="gramStart"/>
+            <w:r>
+              <w:t>2,CR</w:t>
             </w:r>
             <w:proofErr w:type="spellEnd"/>
-            <w:r>
-              <w:t>&gt; is actually CSI (se next table), and that “CR” is not a filler, nor LF</w:t>
+            <w:proofErr w:type="gramEnd"/>
+            <w:r>
+              <w:t xml:space="preserve">&gt; is </w:t>
+            </w:r>
+            <w:proofErr w:type="gramStart"/>
+            <w:r>
+              <w:t>actually CSI</w:t>
+            </w:r>
+            <w:proofErr w:type="gramEnd"/>
+            <w:r>
+              <w:t xml:space="preserve"> (se next table), and that “CR” is not a filler, nor LF</w:t>
             </w:r>
           </w:p>
           <w:p>
@@ -9850,19 +9901,19 @@
         <w:tblLook w:val="0000" w:firstRow="0" w:lastRow="0" w:firstColumn="0" w:lastColumn="0" w:noHBand="0" w:noVBand="0"/>
       </w:tblPr>
       <w:tblGrid>
-        <w:gridCol w:w="515"/>
-        <w:gridCol w:w="515"/>
-        <w:gridCol w:w="515"/>
-        <w:gridCol w:w="515"/>
-        <w:gridCol w:w="514"/>
-        <w:gridCol w:w="730"/>
-        <w:gridCol w:w="730"/>
-        <w:gridCol w:w="1829"/>
-        <w:gridCol w:w="764"/>
-        <w:gridCol w:w="708"/>
-        <w:gridCol w:w="719"/>
-        <w:gridCol w:w="730"/>
-        <w:gridCol w:w="775"/>
+        <w:gridCol w:w="506"/>
+        <w:gridCol w:w="506"/>
+        <w:gridCol w:w="506"/>
+        <w:gridCol w:w="505"/>
+        <w:gridCol w:w="505"/>
+        <w:gridCol w:w="717"/>
+        <w:gridCol w:w="717"/>
+        <w:gridCol w:w="1638"/>
+        <w:gridCol w:w="1080"/>
+        <w:gridCol w:w="695"/>
+        <w:gridCol w:w="706"/>
+        <w:gridCol w:w="717"/>
+        <w:gridCol w:w="761"/>
       </w:tblGrid>
       <w:tr>
         <w:trPr>
@@ -11838,15 +11889,8 @@
                 <w:rFonts w:ascii="Arial" w:hAnsi="Arial" w:cs="Arial"/>
               </w:rPr>
               <w:br/>
-            </w:r>
-            <w:proofErr w:type="spellStart"/>
-            <w:r>
-              <w:rPr>
-                <w:rFonts w:ascii="Arial" w:hAnsi="Arial" w:cs="Arial"/>
-              </w:rPr>
               <w:t>26A0</w:t>
             </w:r>
-            <w:proofErr w:type="spellEnd"/>
           </w:p>
         </w:tc>
         <w:bookmarkStart w:id="52" w:name="_MCCTEMPBM_CRPT01490054___7"/>
@@ -13032,8 +13076,15 @@
                 <w:rFonts w:ascii="Arial" w:hAnsi="Arial" w:cs="Arial"/>
               </w:rPr>
               <w:br/>
+            </w:r>
+            <w:proofErr w:type="spellStart"/>
+            <w:r>
+              <w:rPr>
+                <w:rFonts w:ascii="Arial" w:hAnsi="Arial" w:cs="Arial"/>
+              </w:rPr>
               <w:t>00A5</w:t>
             </w:r>
+            <w:proofErr w:type="spellEnd"/>
           </w:p>
         </w:tc>
         <w:tc>
@@ -14968,6 +15019,7 @@
               <w:bottom w:val="single" w:sz="12" w:space="0" w:color="000000"/>
               <w:right w:val="single" w:sz="12" w:space="0" w:color="000000"/>
             </w:tcBorders>
+            <w:shd w:val="clear" w:color="auto" w:fill="DDA0DD"/>
             <w:vAlign w:val="center"/>
           </w:tcPr>
           <w:p>
@@ -14982,24 +15034,10 @@
             </w:pPr>
             <w:r>
               <w:rPr>
-                <w:rFonts w:ascii="Nirmala UI" w:hAnsi="Nirmala UI" w:cs="Nirmala UI"/>
-              </w:rPr>
-              <w:t>ೱ</w:t>
-            </w:r>
-            <w:r>
-              <w:rPr>
-                <w:rFonts w:ascii="Arial" w:hAnsi="Arial" w:cs="Arial"/>
-              </w:rPr>
-              <w:br/>
-            </w:r>
-            <w:proofErr w:type="spellStart"/>
-            <w:r>
-              <w:rPr>
-                <w:rFonts w:ascii="Arial" w:hAnsi="Arial" w:cs="Arial"/>
-              </w:rPr>
-              <w:t>0CF1</w:t>
-            </w:r>
-            <w:proofErr w:type="spellEnd"/>
+                <w:rFonts w:ascii="Arial" w:hAnsi="Arial" w:cs="Arial"/>
+              </w:rPr>
+              <w:t> </w:t>
+            </w:r>
           </w:p>
         </w:tc>
         <w:tc>
@@ -15465,7 +15503,7 @@
               <w:bottom w:val="single" w:sz="12" w:space="0" w:color="000000"/>
               <w:right w:val="single" w:sz="12" w:space="0" w:color="000000"/>
             </w:tcBorders>
-            <w:shd w:val="clear" w:color="auto" w:fill="DDA0DD"/>
+            <w:shd w:val="clear" w:color="auto" w:fill="FFFACD"/>
             <w:vAlign w:val="center"/>
           </w:tcPr>
           <w:p>
@@ -15482,8 +15520,30 @@
               <w:rPr>
                 <w:rFonts w:ascii="Arial" w:hAnsi="Arial" w:cs="Arial"/>
               </w:rPr>
-              <w:t> </w:t>
-            </w:r>
+              <w:t>‍</w:t>
+            </w:r>
+            <w:r>
+              <w:rPr>
+                <w:rFonts w:ascii="Nirmala UI" w:hAnsi="Nirmala UI" w:cs="Nirmala UI"/>
+              </w:rPr>
+              <w:t>್</w:t>
+            </w:r>
+            <w:r>
+              <w:rPr>
+                <w:rFonts w:ascii="Arial" w:hAnsi="Arial" w:cs="Arial"/>
+              </w:rPr>
+              <w:br/>
+            </w:r>
+            <w:proofErr w:type="spellStart"/>
+            <w:r>
+              <w:rPr>
+                <w:rFonts w:ascii="Arial" w:hAnsi="Arial" w:cs="Arial"/>
+                <w:sz w:val="16"/>
+                <w:szCs w:val="16"/>
+              </w:rPr>
+              <w:t>200D,0CCD</w:t>
+            </w:r>
+            <w:proofErr w:type="spellEnd"/>
           </w:p>
         </w:tc>
         <w:tc>
@@ -15932,6 +15992,7 @@
               <w:bottom w:val="single" w:sz="12" w:space="0" w:color="000000"/>
               <w:right w:val="single" w:sz="12" w:space="0" w:color="000000"/>
             </w:tcBorders>
+            <w:shd w:val="clear" w:color="auto" w:fill="DDA0DD"/>
             <w:vAlign w:val="center"/>
           </w:tcPr>
           <w:p>
@@ -15946,24 +16007,10 @@
             </w:pPr>
             <w:r>
               <w:rPr>
-                <w:rFonts w:ascii="Nirmala UI" w:hAnsi="Nirmala UI" w:cs="Nirmala UI"/>
-              </w:rPr>
-              <w:t>ೞ</w:t>
-            </w:r>
-            <w:r>
-              <w:rPr>
-                <w:rFonts w:ascii="Arial" w:hAnsi="Arial" w:cs="Arial"/>
-              </w:rPr>
-              <w:br/>
-            </w:r>
-            <w:proofErr w:type="spellStart"/>
-            <w:r>
-              <w:rPr>
-                <w:rFonts w:ascii="Arial" w:hAnsi="Arial" w:cs="Arial"/>
-              </w:rPr>
-              <w:t>0CDE</w:t>
-            </w:r>
-            <w:proofErr w:type="spellEnd"/>
+                <w:rFonts w:ascii="Arial" w:hAnsi="Arial" w:cs="Arial"/>
+              </w:rPr>
+              <w:t> </w:t>
+            </w:r>
           </w:p>
         </w:tc>
         <w:tc>
@@ -16376,30 +16423,39 @@
               <w:jc w:val="center"/>
               <w:rPr>
                 <w:rFonts w:ascii="Courier" w:hAnsi="Courier"/>
-                <w:sz w:val="24"/>
+                <w:sz w:val="18"/>
+                <w:szCs w:val="18"/>
               </w:rPr>
             </w:pPr>
             <w:r>
               <w:rPr>
                 <w:rFonts w:ascii="Nirmala UI" w:hAnsi="Nirmala UI" w:cs="Nirmala UI"/>
+                <w:sz w:val="18"/>
+                <w:szCs w:val="18"/>
               </w:rPr>
               <w:t>೧</w:t>
             </w:r>
             <w:r>
               <w:rPr>
                 <w:rFonts w:ascii="Arial" w:hAnsi="Arial" w:cs="Arial"/>
+                <w:sz w:val="18"/>
+                <w:szCs w:val="18"/>
               </w:rPr>
               <w:t>⁄</w:t>
             </w:r>
             <w:r>
               <w:rPr>
                 <w:rFonts w:ascii="Nirmala UI" w:hAnsi="Nirmala UI" w:cs="Nirmala UI"/>
+                <w:sz w:val="18"/>
+                <w:szCs w:val="18"/>
               </w:rPr>
               <w:t>೪</w:t>
             </w:r>
             <w:r>
               <w:rPr>
                 <w:rFonts w:ascii="Arial" w:hAnsi="Arial" w:cs="Arial"/>
+                <w:sz w:val="18"/>
+                <w:szCs w:val="18"/>
               </w:rPr>
               <w:br/>
             </w:r>
@@ -16407,6 +16463,8 @@
             <w:r>
               <w:rPr>
                 <w:rFonts w:ascii="Arial" w:hAnsi="Arial" w:cs="Arial"/>
+                <w:sz w:val="18"/>
+                <w:szCs w:val="18"/>
               </w:rPr>
               <w:t>0CE7,2044,0CEA</w:t>
             </w:r>
@@ -16567,8 +16625,15 @@
                 <w:rFonts w:ascii="Arial" w:hAnsi="Arial" w:cs="Arial"/>
               </w:rPr>
               <w:br/>
+            </w:r>
+            <w:proofErr w:type="spellStart"/>
+            <w:r>
+              <w:rPr>
+                <w:rFonts w:ascii="Arial" w:hAnsi="Arial" w:cs="Arial"/>
+              </w:rPr>
               <w:t>00F7</w:t>
             </w:r>
+            <w:proofErr w:type="spellEnd"/>
           </w:p>
         </w:tc>
         <w:tc>
@@ -16866,30 +16931,39 @@
               <w:jc w:val="center"/>
               <w:rPr>
                 <w:rFonts w:ascii="Courier" w:hAnsi="Courier"/>
-                <w:sz w:val="24"/>
+                <w:sz w:val="18"/>
+                <w:szCs w:val="18"/>
               </w:rPr>
             </w:pPr>
             <w:r>
               <w:rPr>
                 <w:rFonts w:ascii="Nirmala UI" w:hAnsi="Nirmala UI" w:cs="Nirmala UI"/>
+                <w:sz w:val="18"/>
+                <w:szCs w:val="18"/>
               </w:rPr>
               <w:t>೧</w:t>
             </w:r>
             <w:r>
               <w:rPr>
                 <w:rFonts w:ascii="Arial" w:hAnsi="Arial" w:cs="Arial"/>
+                <w:sz w:val="18"/>
+                <w:szCs w:val="18"/>
               </w:rPr>
               <w:t>⁄</w:t>
             </w:r>
             <w:r>
               <w:rPr>
                 <w:rFonts w:ascii="Nirmala UI" w:hAnsi="Nirmala UI" w:cs="Nirmala UI"/>
+                <w:sz w:val="18"/>
+                <w:szCs w:val="18"/>
               </w:rPr>
               <w:t>೨</w:t>
             </w:r>
             <w:r>
               <w:rPr>
                 <w:rFonts w:ascii="Arial" w:hAnsi="Arial" w:cs="Arial"/>
+                <w:sz w:val="18"/>
+                <w:szCs w:val="18"/>
               </w:rPr>
               <w:br/>
             </w:r>
@@ -16897,6 +16971,8 @@
             <w:r>
               <w:rPr>
                 <w:rFonts w:ascii="Arial" w:hAnsi="Arial" w:cs="Arial"/>
+                <w:sz w:val="18"/>
+                <w:szCs w:val="18"/>
               </w:rPr>
               <w:t>0CE7,2044,0CE8</w:t>
             </w:r>
@@ -16991,6 +17067,7 @@
               <w:bottom w:val="single" w:sz="12" w:space="0" w:color="000000"/>
               <w:right w:val="single" w:sz="12" w:space="0" w:color="000000"/>
             </w:tcBorders>
+            <w:shd w:val="clear" w:color="auto" w:fill="DDA0DD"/>
             <w:vAlign w:val="center"/>
           </w:tcPr>
           <w:p>
@@ -17005,24 +17082,10 @@
             </w:pPr>
             <w:r>
               <w:rPr>
-                <w:rFonts w:ascii="Nirmala UI" w:hAnsi="Nirmala UI" w:cs="Nirmala UI"/>
-              </w:rPr>
-              <w:t>ೲ</w:t>
-            </w:r>
-            <w:r>
-              <w:rPr>
-                <w:rFonts w:ascii="Arial" w:hAnsi="Arial" w:cs="Arial"/>
-              </w:rPr>
-              <w:br/>
-            </w:r>
-            <w:proofErr w:type="spellStart"/>
-            <w:r>
-              <w:rPr>
-                <w:rFonts w:ascii="Arial" w:hAnsi="Arial" w:cs="Arial"/>
-              </w:rPr>
-              <w:t>0CF2</w:t>
-            </w:r>
-            <w:proofErr w:type="spellEnd"/>
+                <w:rFonts w:ascii="Arial" w:hAnsi="Arial" w:cs="Arial"/>
+              </w:rPr>
+              <w:t> </w:t>
+            </w:r>
           </w:p>
         </w:tc>
         <w:tc>
@@ -17360,30 +17423,39 @@
               <w:jc w:val="center"/>
               <w:rPr>
                 <w:rFonts w:ascii="Courier" w:hAnsi="Courier"/>
-                <w:sz w:val="24"/>
+                <w:sz w:val="18"/>
+                <w:szCs w:val="18"/>
               </w:rPr>
             </w:pPr>
             <w:r>
               <w:rPr>
                 <w:rFonts w:ascii="Nirmala UI" w:hAnsi="Nirmala UI" w:cs="Nirmala UI"/>
+                <w:sz w:val="18"/>
+                <w:szCs w:val="18"/>
               </w:rPr>
               <w:t>೩</w:t>
             </w:r>
             <w:r>
               <w:rPr>
                 <w:rFonts w:ascii="Arial" w:hAnsi="Arial" w:cs="Arial"/>
+                <w:sz w:val="18"/>
+                <w:szCs w:val="18"/>
               </w:rPr>
               <w:t>⁄</w:t>
             </w:r>
             <w:r>
               <w:rPr>
                 <w:rFonts w:ascii="Nirmala UI" w:hAnsi="Nirmala UI" w:cs="Nirmala UI"/>
+                <w:sz w:val="18"/>
+                <w:szCs w:val="18"/>
               </w:rPr>
               <w:t>೪</w:t>
             </w:r>
             <w:r>
               <w:rPr>
                 <w:rFonts w:ascii="Arial" w:hAnsi="Arial" w:cs="Arial"/>
+                <w:sz w:val="18"/>
+                <w:szCs w:val="18"/>
               </w:rPr>
               <w:br/>
             </w:r>
@@ -17391,6 +17463,8 @@
             <w:r>
               <w:rPr>
                 <w:rFonts w:ascii="Arial" w:hAnsi="Arial" w:cs="Arial"/>
+                <w:sz w:val="18"/>
+                <w:szCs w:val="18"/>
               </w:rPr>
               <w:t>0CE9,2044,0CEA</w:t>
             </w:r>
@@ -17907,15 +17981,8 @@
                 <w:rFonts w:ascii="Arial" w:hAnsi="Arial" w:cs="Arial"/>
               </w:rPr>
               <w:br/>
-            </w:r>
-            <w:proofErr w:type="spellStart"/>
-            <w:r>
-              <w:rPr>
-                <w:rFonts w:ascii="Arial" w:hAnsi="Arial" w:cs="Arial"/>
-              </w:rPr>
               <w:t>007E</w:t>
             </w:r>
-            <w:proofErr w:type="spellEnd"/>
           </w:p>
         </w:tc>
         <w:tc>
@@ -18858,8 +18925,15 @@
                 <w:rFonts w:ascii="Arial" w:hAnsi="Arial" w:cs="Arial"/>
               </w:rPr>
               <w:br/>
+            </w:r>
+            <w:proofErr w:type="spellStart"/>
+            <w:r>
+              <w:rPr>
+                <w:rFonts w:ascii="Arial" w:hAnsi="Arial" w:cs="Arial"/>
+              </w:rPr>
               <w:t>00B7</w:t>
             </w:r>
+            <w:proofErr w:type="spellEnd"/>
           </w:p>
         </w:tc>
         <w:tc>
@@ -18914,7 +18988,7 @@
               <w:bottom w:val="single" w:sz="12" w:space="0" w:color="000000"/>
               <w:right w:val="single" w:sz="12" w:space="0" w:color="000000"/>
             </w:tcBorders>
-            <w:shd w:val="clear" w:color="auto" w:fill="DDA0DD"/>
+            <w:shd w:val="clear" w:color="auto" w:fill="FFFACD"/>
             <w:vAlign w:val="center"/>
           </w:tcPr>
           <w:p>
@@ -18931,8 +19005,22 @@
               <w:rPr>
                 <w:rFonts w:ascii="Arial" w:hAnsi="Arial" w:cs="Arial"/>
               </w:rPr>
-              <w:t> </w:t>
-            </w:r>
+              <w:t>ೳ</w:t>
+            </w:r>
+            <w:r>
+              <w:rPr>
+                <w:rFonts w:ascii="Arial" w:hAnsi="Arial" w:cs="Arial"/>
+              </w:rPr>
+              <w:br/>
+            </w:r>
+            <w:proofErr w:type="spellStart"/>
+            <w:r>
+              <w:rPr>
+                <w:rFonts w:ascii="Arial" w:hAnsi="Arial" w:cs="Arial"/>
+              </w:rPr>
+              <w:t>0CF3</w:t>
+            </w:r>
+            <w:proofErr w:type="spellEnd"/>
           </w:p>
         </w:tc>
         <w:tc>
@@ -19024,8 +19112,13 @@
             <w:pPr>
               <w:pStyle w:val="TAL"/>
             </w:pPr>
-            <w:r>
-              <w:t>In the event that an MS receives a code where a symbol is not represented in the above table then the MS shall display the REPLACEMENT CHARACTER (</w:t>
+            <w:proofErr w:type="gramStart"/>
+            <w:r>
+              <w:t>In the event that</w:t>
+            </w:r>
+            <w:proofErr w:type="gramEnd"/>
+            <w:r>
+              <w:t xml:space="preserve"> an MS receives a code where a symbol is not represented in the above table then the MS shall display the REPLACEMENT CHARACTER (</w:t>
             </w:r>
             <w:proofErr w:type="spellStart"/>
             <w:r>

--- a/A.4.17.docx
+++ b/A.4.17.docx
@@ -9901,19 +9901,19 @@
         <w:tblLook w:val="0000" w:firstRow="0" w:lastRow="0" w:firstColumn="0" w:lastColumn="0" w:noHBand="0" w:noVBand="0"/>
       </w:tblPr>
       <w:tblGrid>
-        <w:gridCol w:w="506"/>
-        <w:gridCol w:w="506"/>
-        <w:gridCol w:w="506"/>
-        <w:gridCol w:w="505"/>
-        <w:gridCol w:w="505"/>
-        <w:gridCol w:w="717"/>
-        <w:gridCol w:w="717"/>
-        <w:gridCol w:w="1638"/>
-        <w:gridCol w:w="1080"/>
-        <w:gridCol w:w="695"/>
+        <w:gridCol w:w="512"/>
+        <w:gridCol w:w="512"/>
+        <w:gridCol w:w="512"/>
+        <w:gridCol w:w="513"/>
+        <w:gridCol w:w="513"/>
+        <w:gridCol w:w="728"/>
+        <w:gridCol w:w="728"/>
+        <w:gridCol w:w="1822"/>
+        <w:gridCol w:w="739"/>
         <w:gridCol w:w="706"/>
-        <w:gridCol w:w="717"/>
-        <w:gridCol w:w="761"/>
+        <w:gridCol w:w="773"/>
+        <w:gridCol w:w="728"/>
+        <w:gridCol w:w="773"/>
       </w:tblGrid>
       <w:tr>
         <w:trPr>
@@ -15221,7 +15221,7 @@
       <w:tr>
         <w:trPr>
           <w:cantSplit/>
-          <w:trHeight w:hRule="exact" w:val="510"/>
+          <w:trHeight w:hRule="exact" w:val="811"/>
         </w:trPr>
         <w:tc>
           <w:tcPr>
@@ -15538,10 +15538,36 @@
             <w:r>
               <w:rPr>
                 <w:rFonts w:ascii="Arial" w:hAnsi="Arial" w:cs="Arial"/>
-                <w:sz w:val="16"/>
-                <w:szCs w:val="16"/>
-              </w:rPr>
-              <w:t>200D,0CCD</w:t>
+                <w:sz w:val="18"/>
+                <w:szCs w:val="18"/>
+              </w:rPr>
+              <w:t>200D</w:t>
+            </w:r>
+            <w:proofErr w:type="spellEnd"/>
+            <w:r>
+              <w:rPr>
+                <w:rFonts w:ascii="Arial" w:hAnsi="Arial" w:cs="Arial"/>
+                <w:sz w:val="18"/>
+                <w:szCs w:val="18"/>
+              </w:rPr>
+              <w:t>,</w:t>
+            </w:r>
+            <w:r>
+              <w:rPr>
+                <w:rFonts w:ascii="Arial" w:hAnsi="Arial" w:cs="Arial"/>
+                <w:sz w:val="18"/>
+                <w:szCs w:val="18"/>
+              </w:rPr>
+              <w:br/>
+            </w:r>
+            <w:proofErr w:type="spellStart"/>
+            <w:r>
+              <w:rPr>
+                <w:rFonts w:ascii="Arial" w:hAnsi="Arial" w:cs="Arial"/>
+                <w:sz w:val="18"/>
+                <w:szCs w:val="18"/>
+              </w:rPr>
+              <w:t>0CCD</w:t>
             </w:r>
             <w:proofErr w:type="spellEnd"/>
           </w:p>
@@ -16938,32 +16964,24 @@
             <w:r>
               <w:rPr>
                 <w:rFonts w:ascii="Nirmala UI" w:hAnsi="Nirmala UI" w:cs="Nirmala UI"/>
-                <w:sz w:val="18"/>
-                <w:szCs w:val="18"/>
               </w:rPr>
               <w:t>೧</w:t>
             </w:r>
             <w:r>
               <w:rPr>
                 <w:rFonts w:ascii="Arial" w:hAnsi="Arial" w:cs="Arial"/>
-                <w:sz w:val="18"/>
-                <w:szCs w:val="18"/>
               </w:rPr>
               <w:t>⁄</w:t>
             </w:r>
             <w:r>
               <w:rPr>
                 <w:rFonts w:ascii="Nirmala UI" w:hAnsi="Nirmala UI" w:cs="Nirmala UI"/>
-                <w:sz w:val="18"/>
-                <w:szCs w:val="18"/>
               </w:rPr>
               <w:t>೨</w:t>
             </w:r>
             <w:r>
               <w:rPr>
                 <w:rFonts w:ascii="Arial" w:hAnsi="Arial" w:cs="Arial"/>
-                <w:sz w:val="18"/>
-                <w:szCs w:val="18"/>
               </w:rPr>
               <w:br/>
             </w:r>
@@ -16971,8 +16989,6 @@
             <w:r>
               <w:rPr>
                 <w:rFonts w:ascii="Arial" w:hAnsi="Arial" w:cs="Arial"/>
-                <w:sz w:val="18"/>
-                <w:szCs w:val="18"/>
               </w:rPr>
               <w:t>0CE7,2044,0CE8</w:t>
             </w:r>
@@ -17067,7 +17083,7 @@
               <w:bottom w:val="single" w:sz="12" w:space="0" w:color="000000"/>
               <w:right w:val="single" w:sz="12" w:space="0" w:color="000000"/>
             </w:tcBorders>
-            <w:shd w:val="clear" w:color="auto" w:fill="DDA0DD"/>
+            <w:shd w:val="clear" w:color="auto" w:fill="FFFACD"/>
             <w:vAlign w:val="center"/>
           </w:tcPr>
           <w:p>
@@ -17082,10 +17098,24 @@
             </w:pPr>
             <w:r>
               <w:rPr>
-                <w:rFonts w:ascii="Arial" w:hAnsi="Arial" w:cs="Arial"/>
-              </w:rPr>
-              <w:t> </w:t>
-            </w:r>
+                <w:rFonts w:ascii="Nirmala UI" w:hAnsi="Nirmala UI" w:cs="Nirmala UI"/>
+              </w:rPr>
+              <w:t>ೱ</w:t>
+            </w:r>
+            <w:r>
+              <w:rPr>
+                <w:rFonts w:ascii="Arial" w:hAnsi="Arial" w:cs="Arial"/>
+              </w:rPr>
+              <w:br/>
+            </w:r>
+            <w:proofErr w:type="spellStart"/>
+            <w:r>
+              <w:rPr>
+                <w:rFonts w:ascii="Arial" w:hAnsi="Arial" w:cs="Arial"/>
+              </w:rPr>
+              <w:t>0CF1</w:t>
+            </w:r>
+            <w:proofErr w:type="spellEnd"/>
           </w:p>
         </w:tc>
         <w:tc>
@@ -17430,32 +17460,24 @@
             <w:r>
               <w:rPr>
                 <w:rFonts w:ascii="Nirmala UI" w:hAnsi="Nirmala UI" w:cs="Nirmala UI"/>
-                <w:sz w:val="18"/>
-                <w:szCs w:val="18"/>
               </w:rPr>
               <w:t>೩</w:t>
             </w:r>
             <w:r>
               <w:rPr>
                 <w:rFonts w:ascii="Arial" w:hAnsi="Arial" w:cs="Arial"/>
-                <w:sz w:val="18"/>
-                <w:szCs w:val="18"/>
               </w:rPr>
               <w:t>⁄</w:t>
             </w:r>
             <w:r>
               <w:rPr>
                 <w:rFonts w:ascii="Nirmala UI" w:hAnsi="Nirmala UI" w:cs="Nirmala UI"/>
-                <w:sz w:val="18"/>
-                <w:szCs w:val="18"/>
               </w:rPr>
               <w:t>೪</w:t>
             </w:r>
             <w:r>
               <w:rPr>
                 <w:rFonts w:ascii="Arial" w:hAnsi="Arial" w:cs="Arial"/>
-                <w:sz w:val="18"/>
-                <w:szCs w:val="18"/>
               </w:rPr>
               <w:br/>
             </w:r>
@@ -17463,8 +17485,6 @@
             <w:r>
               <w:rPr>
                 <w:rFonts w:ascii="Arial" w:hAnsi="Arial" w:cs="Arial"/>
-                <w:sz w:val="18"/>
-                <w:szCs w:val="18"/>
               </w:rPr>
               <w:t>0CE9,2044,0CEA</w:t>
             </w:r>
@@ -17566,7 +17586,7 @@
               <w:bottom w:val="single" w:sz="12" w:space="0" w:color="000000"/>
               <w:right w:val="single" w:sz="12" w:space="0" w:color="000000"/>
             </w:tcBorders>
-            <w:shd w:val="clear" w:color="auto" w:fill="DDA0DD"/>
+            <w:shd w:val="clear" w:color="auto" w:fill="FFFACD"/>
             <w:vAlign w:val="center"/>
           </w:tcPr>
           <w:p>
@@ -17581,10 +17601,24 @@
             </w:pPr>
             <w:r>
               <w:rPr>
-                <w:rFonts w:ascii="Arial" w:hAnsi="Arial" w:cs="Arial"/>
-              </w:rPr>
-              <w:t> </w:t>
-            </w:r>
+                <w:rFonts w:ascii="Nirmala UI" w:hAnsi="Nirmala UI" w:cs="Nirmala UI"/>
+              </w:rPr>
+              <w:t>ೲ</w:t>
+            </w:r>
+            <w:r>
+              <w:rPr>
+                <w:rFonts w:ascii="Arial" w:hAnsi="Arial" w:cs="Arial"/>
+              </w:rPr>
+              <w:br/>
+            </w:r>
+            <w:proofErr w:type="spellStart"/>
+            <w:r>
+              <w:rPr>
+                <w:rFonts w:ascii="Arial" w:hAnsi="Arial" w:cs="Arial"/>
+              </w:rPr>
+              <w:t>0CF2</w:t>
+            </w:r>
+            <w:proofErr w:type="spellEnd"/>
           </w:p>
         </w:tc>
         <w:tc>
@@ -17659,7 +17693,7 @@
       <w:tr>
         <w:trPr>
           <w:cantSplit/>
-          <w:trHeight w:hRule="exact" w:val="510"/>
+          <w:trHeight w:hRule="exact" w:val="795"/>
         </w:trPr>
         <w:tc>
           <w:tcPr>
@@ -18037,7 +18071,7 @@
               <w:bottom w:val="single" w:sz="12" w:space="0" w:color="000000"/>
               <w:right w:val="single" w:sz="12" w:space="0" w:color="000000"/>
             </w:tcBorders>
-            <w:shd w:val="clear" w:color="auto" w:fill="DDA0DD"/>
+            <w:shd w:val="clear" w:color="auto" w:fill="FFFACD"/>
             <w:vAlign w:val="center"/>
           </w:tcPr>
           <w:p>
@@ -18052,10 +18086,44 @@
             </w:pPr>
             <w:r>
               <w:rPr>
-                <w:rFonts w:ascii="Arial" w:hAnsi="Arial" w:cs="Arial"/>
-              </w:rPr>
-              <w:t> </w:t>
-            </w:r>
+                <w:rFonts w:ascii="Nirmala UI" w:hAnsi="Nirmala UI" w:cs="Nirmala UI"/>
+              </w:rPr>
+              <w:t>ೱ‌</w:t>
+            </w:r>
+            <w:r>
+              <w:rPr>
+                <w:rFonts w:ascii="Arial" w:hAnsi="Arial" w:cs="Arial"/>
+              </w:rPr>
+              <w:br/>
+            </w:r>
+            <w:proofErr w:type="spellStart"/>
+            <w:r>
+              <w:rPr>
+                <w:rFonts w:ascii="Arial" w:hAnsi="Arial" w:cs="Arial"/>
+              </w:rPr>
+              <w:t>0CF1</w:t>
+            </w:r>
+            <w:proofErr w:type="spellEnd"/>
+            <w:r>
+              <w:rPr>
+                <w:rFonts w:ascii="Arial" w:hAnsi="Arial" w:cs="Arial"/>
+              </w:rPr>
+              <w:t>,</w:t>
+            </w:r>
+            <w:r>
+              <w:rPr>
+                <w:rFonts w:ascii="Arial" w:hAnsi="Arial" w:cs="Arial"/>
+              </w:rPr>
+              <w:br/>
+            </w:r>
+            <w:proofErr w:type="spellStart"/>
+            <w:r>
+              <w:rPr>
+                <w:rFonts w:ascii="Arial" w:hAnsi="Arial" w:cs="Arial"/>
+              </w:rPr>
+              <w:t>200C</w:t>
+            </w:r>
+            <w:proofErr w:type="spellEnd"/>
           </w:p>
         </w:tc>
         <w:tc>
@@ -18137,7 +18205,7 @@
       <w:tr>
         <w:trPr>
           <w:cantSplit/>
-          <w:trHeight w:hRule="exact" w:val="510"/>
+          <w:trHeight w:hRule="exact" w:val="835"/>
         </w:trPr>
         <w:tc>
           <w:tcPr>
@@ -18519,7 +18587,7 @@
               <w:bottom w:val="single" w:sz="12" w:space="0" w:color="000000"/>
               <w:right w:val="single" w:sz="12" w:space="0" w:color="000000"/>
             </w:tcBorders>
-            <w:shd w:val="clear" w:color="auto" w:fill="DDA0DD"/>
+            <w:shd w:val="clear" w:color="auto" w:fill="FFFACD"/>
             <w:vAlign w:val="center"/>
           </w:tcPr>
           <w:p>
@@ -18534,10 +18602,44 @@
             </w:pPr>
             <w:r>
               <w:rPr>
-                <w:rFonts w:ascii="Arial" w:hAnsi="Arial" w:cs="Arial"/>
-              </w:rPr>
-              <w:t> </w:t>
-            </w:r>
+                <w:rFonts w:ascii="Nirmala UI" w:hAnsi="Nirmala UI" w:cs="Nirmala UI"/>
+              </w:rPr>
+              <w:t>ೲ‌</w:t>
+            </w:r>
+            <w:r>
+              <w:rPr>
+                <w:rFonts w:ascii="Arial" w:hAnsi="Arial" w:cs="Arial"/>
+              </w:rPr>
+              <w:br/>
+            </w:r>
+            <w:proofErr w:type="spellStart"/>
+            <w:r>
+              <w:rPr>
+                <w:rFonts w:ascii="Arial" w:hAnsi="Arial" w:cs="Arial"/>
+              </w:rPr>
+              <w:t>0CF2</w:t>
+            </w:r>
+            <w:proofErr w:type="spellEnd"/>
+            <w:r>
+              <w:rPr>
+                <w:rFonts w:ascii="Arial" w:hAnsi="Arial" w:cs="Arial"/>
+              </w:rPr>
+              <w:t>,</w:t>
+            </w:r>
+            <w:r>
+              <w:rPr>
+                <w:rFonts w:ascii="Arial" w:hAnsi="Arial" w:cs="Arial"/>
+              </w:rPr>
+              <w:br/>
+            </w:r>
+            <w:proofErr w:type="spellStart"/>
+            <w:r>
+              <w:rPr>
+                <w:rFonts w:ascii="Arial" w:hAnsi="Arial" w:cs="Arial"/>
+              </w:rPr>
+              <w:t>200C</w:t>
+            </w:r>
+            <w:proofErr w:type="spellEnd"/>
           </w:p>
         </w:tc>
         <w:tc>
